--- a/4/Харкович_4.docx
+++ b/4/Харкович_4.docx
@@ -205,9 +205,10 @@
           <w:szCs w:val="28"/>
           <w:lang w:val="ru-BY"/>
         </w:rPr>
-        <w:t xml:space="preserve"> </w:t>
+        <w:t xml:space="preserve"> void </w:t>
       </w:r>
       <w:proofErr w:type="spellStart"/>
+      <w:proofErr w:type="gramStart"/>
       <w:r>
         <w:rPr>
           <w:color w:val="000000" w:themeColor="text1"/>
@@ -215,7 +216,7 @@
           <w:szCs w:val="28"/>
           <w:lang w:val="ru-BY"/>
         </w:rPr>
-        <w:t>void</w:t>
+        <w:t>Main</w:t>
       </w:r>
       <w:proofErr w:type="spellEnd"/>
       <w:r>
@@ -225,9 +226,9 @@
           <w:szCs w:val="28"/>
           <w:lang w:val="ru-BY"/>
         </w:rPr>
-        <w:t xml:space="preserve"> </w:t>
-      </w:r>
-      <w:proofErr w:type="spellStart"/>
+        <w:t>(</w:t>
+      </w:r>
+      <w:proofErr w:type="gramEnd"/>
       <w:r>
         <w:rPr>
           <w:color w:val="000000" w:themeColor="text1"/>
@@ -235,17 +236,7 @@
           <w:szCs w:val="28"/>
           <w:lang w:val="ru-BY"/>
         </w:rPr>
-        <w:t>Main</w:t>
-      </w:r>
-      <w:proofErr w:type="spellEnd"/>
-      <w:r>
-        <w:rPr>
-          <w:color w:val="000000" w:themeColor="text1"/>
-          <w:sz w:val="28"/>
-          <w:szCs w:val="28"/>
-          <w:lang w:val="ru-BY"/>
-        </w:rPr>
-        <w:t>()</w:t>
+        <w:t>)</w:t>
       </w:r>
     </w:p>
     <w:p>
@@ -377,6 +368,7 @@
         <w:t xml:space="preserve"> = </w:t>
       </w:r>
       <w:proofErr w:type="spellStart"/>
+      <w:proofErr w:type="gramStart"/>
       <w:r>
         <w:rPr>
           <w:color w:val="000000" w:themeColor="text1"/>
@@ -387,6 +379,7 @@
         <w:t>int.Parse</w:t>
       </w:r>
       <w:proofErr w:type="spellEnd"/>
+      <w:proofErr w:type="gramEnd"/>
       <w:r>
         <w:rPr>
           <w:color w:val="000000" w:themeColor="text1"/>
@@ -881,6 +874,7 @@
         <w:t xml:space="preserve"> </w:t>
       </w:r>
       <w:proofErr w:type="spellStart"/>
+      <w:proofErr w:type="gramStart"/>
       <w:r>
         <w:rPr>
           <w:sz w:val="28"/>
@@ -899,6 +893,7 @@
         <w:t>(</w:t>
       </w:r>
       <w:proofErr w:type="spellStart"/>
+      <w:proofErr w:type="gramEnd"/>
       <w:r>
         <w:rPr>
           <w:sz w:val="28"/>
@@ -1028,7 +1023,25 @@
           <w:szCs w:val="28"/>
           <w:lang w:val="ru-BY"/>
         </w:rPr>
-        <w:t xml:space="preserve"> % 100 != 0) || (</w:t>
+        <w:t xml:space="preserve"> % </w:t>
+      </w:r>
+      <w:proofErr w:type="gramStart"/>
+      <w:r>
+        <w:rPr>
+          <w:sz w:val="28"/>
+          <w:szCs w:val="28"/>
+          <w:lang w:val="ru-BY"/>
+        </w:rPr>
+        <w:t>100 !</w:t>
+      </w:r>
+      <w:proofErr w:type="gramEnd"/>
+      <w:r>
+        <w:rPr>
+          <w:sz w:val="28"/>
+          <w:szCs w:val="28"/>
+          <w:lang w:val="ru-BY"/>
+        </w:rPr>
+        <w:t>= 0) || (</w:t>
       </w:r>
       <w:proofErr w:type="spellStart"/>
       <w:r>
@@ -1312,7 +1325,7 @@
           <w:szCs w:val="28"/>
         </w:rPr>
         <w:drawing>
-          <wp:inline distT="0" distB="0" distL="0" distR="0" wp14:anchorId="2850ED1D" wp14:editId="38ADF5DE">
+          <wp:inline distT="0" distB="0" distL="0" distR="0" wp14:anchorId="2850ED1D" wp14:editId="485EA37E">
             <wp:extent cx="2659380" cy="1073209"/>
             <wp:effectExtent l="0" t="0" r="7620" b="0"/>
             <wp:docPr id="13" name="Рисунок 13"/>
@@ -1344,7 +1357,7 @@
                   <pic:spPr bwMode="auto">
                     <a:xfrm>
                       <a:off x="0" y="0"/>
-                      <a:ext cx="2680875" cy="1081883"/>
+                      <a:ext cx="2659380" cy="1073209"/>
                     </a:xfrm>
                     <a:prstGeom prst="rect">
                       <a:avLst/>
@@ -1661,27 +1674,7 @@
           <w:szCs w:val="28"/>
           <w:lang w:val="ru-BY"/>
         </w:rPr>
-        <w:t xml:space="preserve"> </w:t>
-      </w:r>
-      <w:proofErr w:type="spellStart"/>
-      <w:r>
-        <w:rPr>
-          <w:color w:val="000000" w:themeColor="text1"/>
-          <w:sz w:val="28"/>
-          <w:szCs w:val="28"/>
-          <w:lang w:val="ru-BY"/>
-        </w:rPr>
-        <w:t>void</w:t>
-      </w:r>
-      <w:proofErr w:type="spellEnd"/>
-      <w:r>
-        <w:rPr>
-          <w:color w:val="000000" w:themeColor="text1"/>
-          <w:sz w:val="28"/>
-          <w:szCs w:val="28"/>
-          <w:lang w:val="ru-BY"/>
-        </w:rPr>
-        <w:t xml:space="preserve"> </w:t>
+        <w:t xml:space="preserve"> void </w:t>
       </w:r>
       <w:proofErr w:type="spellStart"/>
       <w:r>
@@ -5990,19 +5983,8 @@
                               <w:spacing w:val="-20"/>
                               <w:sz w:val="22"/>
                             </w:rPr>
-                            <w:t xml:space="preserve">№ </w:t>
+                            <w:t>№ докум</w:t>
                           </w:r>
-                          <w:proofErr w:type="spellStart"/>
-                          <w:r>
-                            <w:rPr>
-                              <w:rFonts w:ascii="ISOCPEUR" w:hAnsi="ISOCPEUR"/>
-                              <w:i/>
-                              <w:spacing w:val="-20"/>
-                              <w:sz w:val="22"/>
-                            </w:rPr>
-                            <w:t>докум</w:t>
-                          </w:r>
-                          <w:proofErr w:type="spellEnd"/>
                         </w:p>
                       </w:txbxContent>
                     </wps:txbx>
@@ -6043,19 +6025,8 @@
                         <w:spacing w:val="-20"/>
                         <w:sz w:val="22"/>
                       </w:rPr>
-                      <w:t xml:space="preserve">№ </w:t>
+                      <w:t>№ докум</w:t>
                     </w:r>
-                    <w:proofErr w:type="spellStart"/>
-                    <w:r>
-                      <w:rPr>
-                        <w:rFonts w:ascii="ISOCPEUR" w:hAnsi="ISOCPEUR"/>
-                        <w:i/>
-                        <w:spacing w:val="-20"/>
-                        <w:sz w:val="22"/>
-                      </w:rPr>
-                      <w:t>докум</w:t>
-                    </w:r>
-                    <w:proofErr w:type="spellEnd"/>
                   </w:p>
                 </w:txbxContent>
               </v:textbox>
